--- a/飞牛NAS部署OpenClaw指南.docx
+++ b/飞牛NAS部署OpenClaw指南.docx
@@ -8,6 +8,11 @@
         <w:jc w:val="center"/>
       </w:pPr>
       <w:r>
+        <w:rPr>
+          <w:rFonts w:ascii="微软雅黑" w:hAnsi="微软雅黑" w:eastAsia="微软雅黑"/>
+          <w:b/>
+          <w:sz w:val="44"/>
+        </w:rPr>
         <w:t>飞牛NAS部署OpenClaw：AI助手搭建完整指南</w:t>
       </w:r>
     </w:p>
@@ -17,9 +22,12 @@
       </w:pPr>
       <w:r>
         <w:rPr>
+          <w:rFonts w:ascii="微软雅黑" w:hAnsi="微软雅黑" w:eastAsia="微软雅黑"/>
           <w:b/>
+          <w:sz w:val="24"/>
         </w:rPr>
         <w:t>作者：vinwjin</w:t>
+        <w:br/>
       </w:r>
     </w:p>
     <w:p>
@@ -33,14 +41,23 @@
     <w:p/>
     <w:p>
       <w:r>
+        <w:rPr>
+          <w:rFonts w:ascii="微软雅黑" w:hAnsi="微软雅黑" w:eastAsia="微软雅黑"/>
+          <w:sz w:val="22"/>
+        </w:rPr>
         <w:t># 飞牛NAS部署OpenClaw：AI助手搭建完整指南</w:t>
       </w:r>
     </w:p>
+    <w:p/>
     <w:p>
       <w:pPr>
         <w:pStyle w:val="Quote"/>
       </w:pPr>
       <w:r>
+        <w:rPr>
+          <w:rFonts w:ascii="微软雅黑" w:hAnsi="微软雅黑" w:eastAsia="微软雅黑"/>
+          <w:sz w:val="22"/>
+        </w:rPr>
         <w:t>作者：vinwjin</w:t>
       </w:r>
     </w:p>
@@ -49,79 +66,173 @@
         <w:pStyle w:val="Quote"/>
       </w:pPr>
       <w:r>
+        <w:rPr>
+          <w:rFonts w:ascii="微软雅黑" w:hAnsi="微软雅黑" w:eastAsia="微软雅黑"/>
+          <w:sz w:val="22"/>
+        </w:rPr>
         <w:t>2026年3月</w:t>
       </w:r>
     </w:p>
+    <w:p/>
+    <w:p/>
+    <w:p/>
     <w:p>
       <w:pPr>
         <w:pStyle w:val="Heading1"/>
       </w:pPr>
       <w:r>
+        <w:rPr>
+          <w:rFonts w:ascii="微软雅黑" w:hAnsi="微软雅黑" w:eastAsia="微软雅黑"/>
+          <w:b/>
+          <w:sz w:val="32"/>
+        </w:rPr>
         <w:t>前言</w:t>
       </w:r>
     </w:p>
+    <w:p/>
     <w:p>
       <w:r>
+        <w:rPr>
+          <w:rFonts w:ascii="微软雅黑" w:hAnsi="微软雅黑" w:eastAsia="微软雅黑"/>
+          <w:sz w:val="22"/>
+        </w:rPr>
         <w:t>你是否想过拥有一 个属于自己的AI助手？它可以帮你查资料、聊聊天、管理文件，甚至帮你完成工作？最近我在飞牛NAS上成功部署了OpenClaw，今天把完整经验分享给大家。</w:t>
       </w:r>
     </w:p>
+    <w:p/>
     <w:p>
       <w:pPr>
         <w:pStyle w:val="Heading1"/>
       </w:pPr>
       <w:r>
+        <w:rPr>
+          <w:rFonts w:ascii="微软雅黑" w:hAnsi="微软雅黑" w:eastAsia="微软雅黑"/>
+          <w:b/>
+          <w:sz w:val="32"/>
+        </w:rPr>
         <w:t>什么是OpenClaw？</w:t>
       </w:r>
     </w:p>
+    <w:p/>
     <w:p>
       <w:r>
+        <w:rPr>
+          <w:rFonts w:ascii="微软雅黑" w:hAnsi="微软雅黑" w:eastAsia="微软雅黑"/>
+          <w:sz w:val="22"/>
+        </w:rPr>
         <w:t>OpenClaw是一个开源的AI助手框架，可以部署在各种设备上，通过Telegram、飞书等渠道随时和AI对话。它支持多种模型（比如MiniMax、Claude、GLM等），还可以安装各种技能。</w:t>
       </w:r>
     </w:p>
+    <w:p/>
     <w:p>
       <w:pPr>
         <w:pStyle w:val="Heading1"/>
       </w:pPr>
       <w:r>
+        <w:rPr>
+          <w:rFonts w:ascii="微软雅黑" w:hAnsi="微软雅黑" w:eastAsia="微软雅黑"/>
+          <w:b/>
+          <w:sz w:val="32"/>
+        </w:rPr>
         <w:t>为什么选择飞牛NAS？</w:t>
       </w:r>
     </w:p>
+    <w:p/>
     <w:p>
       <w:pPr>
         <w:pStyle w:val="ListNumber"/>
       </w:pPr>
       <w:r>
+        <w:rPr>
+          <w:rFonts w:ascii="微软雅黑" w:hAnsi="微软雅黑" w:eastAsia="微软雅黑"/>
+          <w:sz w:val="22"/>
+        </w:rPr>
         <w:t>**轻量级** - 不需要Docker，直接用npm安装</w:t>
       </w:r>
     </w:p>
     <w:p>
       <w:r>
-        <w:t>2. **网络稳定** - 主机网络直接访问，API连接更稳定</w:t>
+        <w:rPr>
+          <w:rFonts w:ascii="微软雅黑" w:hAnsi="微软雅黑" w:eastAsia="微软雅黑"/>
+          <w:sz w:val="22"/>
+        </w:rPr>
+        <w:t xml:space="preserve">2. </w:t>
+      </w:r>
+      <w:r>
+        <w:rPr>
+          <w:rFonts w:ascii="微软雅黑" w:hAnsi="微软雅黑" w:eastAsia="微软雅黑"/>
+          <w:b/>
+          <w:sz w:val="22"/>
+        </w:rPr>
+        <w:t>网络稳定</w:t>
+      </w:r>
+      <w:r>
+        <w:rPr>
+          <w:rFonts w:ascii="微软雅黑" w:hAnsi="微软雅黑" w:eastAsia="微软雅黑"/>
+          <w:sz w:val="22"/>
+        </w:rPr>
+        <w:t xml:space="preserve"> - 主机网络直接访问，API连接更稳定</w:t>
       </w:r>
     </w:p>
     <w:p>
       <w:r>
-        <w:t>3. **权限可控** - 配合allowlist，更安全</w:t>
+        <w:rPr>
+          <w:rFonts w:ascii="微软雅黑" w:hAnsi="微软雅黑" w:eastAsia="微软雅黑"/>
+          <w:sz w:val="22"/>
+        </w:rPr>
+        <w:t xml:space="preserve">3. </w:t>
+      </w:r>
+      <w:r>
+        <w:rPr>
+          <w:rFonts w:ascii="微软雅黑" w:hAnsi="微软雅黑" w:eastAsia="微软雅黑"/>
+          <w:b/>
+          <w:sz w:val="22"/>
+        </w:rPr>
+        <w:t>权限可控</w:t>
+      </w:r>
+      <w:r>
+        <w:rPr>
+          <w:rFonts w:ascii="微软雅黑" w:hAnsi="微软雅黑" w:eastAsia="微软雅黑"/>
+          <w:sz w:val="22"/>
+        </w:rPr>
+        <w:t xml:space="preserve"> - 配合allowlist，更安全</w:t>
       </w:r>
     </w:p>
+    <w:p/>
     <w:p>
       <w:pPr>
         <w:pStyle w:val="Heading1"/>
       </w:pPr>
       <w:r>
+        <w:rPr>
+          <w:rFonts w:ascii="微软雅黑" w:hAnsi="微软雅黑" w:eastAsia="微软雅黑"/>
+          <w:b/>
+          <w:sz w:val="32"/>
+        </w:rPr>
         <w:t>开始部署</w:t>
       </w:r>
     </w:p>
+    <w:p/>
     <w:p>
       <w:pPr>
         <w:pStyle w:val="Heading2"/>
       </w:pPr>
       <w:r>
+        <w:rPr>
+          <w:rFonts w:ascii="微软雅黑" w:hAnsi="微软雅黑" w:eastAsia="微软雅黑"/>
+          <w:b/>
+          <w:sz w:val="28"/>
+        </w:rPr>
         <w:t>准备工作</w:t>
       </w:r>
     </w:p>
+    <w:p/>
     <w:p>
       <w:r>
+        <w:rPr>
+          <w:rFonts w:ascii="微软雅黑" w:hAnsi="微软雅黑" w:eastAsia="微软雅黑"/>
+          <w:sz w:val="22"/>
+        </w:rPr>
         <w:t>你需要：</w:t>
       </w:r>
     </w:p>
@@ -130,6 +241,10 @@
         <w:pStyle w:val="ListBullet"/>
       </w:pPr>
       <w:r>
+        <w:rPr>
+          <w:rFonts w:ascii="微软雅黑" w:hAnsi="微软雅黑" w:eastAsia="微软雅黑"/>
+          <w:sz w:val="22"/>
+        </w:rPr>
         <w:t>一台飞牛NAS</w:t>
       </w:r>
     </w:p>
@@ -138,6 +253,10 @@
         <w:pStyle w:val="ListBullet"/>
       </w:pPr>
       <w:r>
+        <w:rPr>
+          <w:rFonts w:ascii="微软雅黑" w:hAnsi="微软雅黑" w:eastAsia="微软雅黑"/>
+          <w:sz w:val="22"/>
+        </w:rPr>
         <w:t>SSH客户端</w:t>
       </w:r>
     </w:p>
@@ -146,6 +265,10 @@
         <w:pStyle w:val="ListBullet"/>
       </w:pPr>
       <w:r>
+        <w:rPr>
+          <w:rFonts w:ascii="微软雅黑" w:hAnsi="微软雅黑" w:eastAsia="微软雅黑"/>
+          <w:sz w:val="22"/>
+        </w:rPr>
         <w:t>MiniMax API Key（或其他模型）</w:t>
       </w:r>
     </w:p>
@@ -154,76 +277,100 @@
         <w:pStyle w:val="ListBullet"/>
       </w:pPr>
       <w:r>
+        <w:rPr>
+          <w:rFonts w:ascii="微软雅黑" w:hAnsi="微软雅黑" w:eastAsia="微软雅黑"/>
+          <w:sz w:val="22"/>
+        </w:rPr>
         <w:t>飞书开发者账号</w:t>
       </w:r>
     </w:p>
+    <w:p/>
     <w:p>
       <w:pPr>
         <w:pStyle w:val="Heading2"/>
       </w:pPr>
       <w:r>
+        <w:rPr>
+          <w:rFonts w:ascii="微软雅黑" w:hAnsi="微软雅黑" w:eastAsia="微软雅黑"/>
+          <w:b/>
+          <w:sz w:val="28"/>
+        </w:rPr>
         <w:t>第一步：安装Node.js 22</w:t>
-      </w:r>
-    </w:p>
-    <w:p>
-      <w:r>
-        <w:t>SSH登录NAS后，运行：</w:t>
       </w:r>
     </w:p>
     <w:p/>
     <w:p>
       <w:r>
         <w:rPr>
-          <w:rFonts w:ascii="Courier New" w:hAnsi="Courier New"/>
+          <w:rFonts w:ascii="微软雅黑" w:hAnsi="微软雅黑" w:eastAsia="微软雅黑"/>
+          <w:sz w:val="22"/>
         </w:rPr>
-        <w:t># 安装nvm</w:t>
+        <w:t>SSH登录NAS后，运行：</w:t>
       </w:r>
     </w:p>
+    <w:p/>
+    <w:p/>
     <w:p>
       <w:r>
         <w:rPr>
-          <w:rFonts w:ascii="Courier New" w:hAnsi="Courier New"/>
+          <w:rFonts w:ascii="Consolas" w:hAnsi="Consolas" w:eastAsia="Consolas"/>
+          <w:sz w:val="20"/>
+        </w:rPr>
+        <w:t># 安装nvm</w:t>
+        <w:br/>
+      </w:r>
+      <w:r>
+        <w:rPr>
+          <w:rFonts w:ascii="Consolas" w:hAnsi="Consolas" w:eastAsia="Consolas"/>
+          <w:sz w:val="20"/>
         </w:rPr>
         <w:t>curl -o- https://raw.githubusercontent.com/nvm-sh/nvm/v0.39.7/install.sh | bash</w:t>
+        <w:br/>
+      </w:r>
+      <w:r>
+        <w:rPr>
+          <w:rFonts w:ascii="Consolas" w:hAnsi="Consolas" w:eastAsia="Consolas"/>
+          <w:sz w:val="20"/>
+        </w:rPr>
+        <w:t>source ~/.bashrc</w:t>
+        <w:br/>
+      </w:r>
+      <w:r>
+        <w:rPr>
+          <w:rFonts w:ascii="Consolas" w:hAnsi="Consolas" w:eastAsia="Consolas"/>
+          <w:sz w:val="20"/>
+        </w:rPr>
+        <w:t># 安装Node.js 22</w:t>
+        <w:br/>
+      </w:r>
+      <w:r>
+        <w:rPr>
+          <w:rFonts w:ascii="Consolas" w:hAnsi="Consolas" w:eastAsia="Consolas"/>
+          <w:sz w:val="20"/>
+        </w:rPr>
+        <w:t>nvm install 22</w:t>
+        <w:br/>
+      </w:r>
+      <w:r>
+        <w:rPr>
+          <w:rFonts w:ascii="Consolas" w:hAnsi="Consolas" w:eastAsia="Consolas"/>
+          <w:sz w:val="20"/>
+        </w:rPr>
+        <w:t>nvm use 22</w:t>
+        <w:br/>
       </w:r>
     </w:p>
-    <w:p>
-      <w:r>
-        <w:rPr>
-          <w:rFonts w:ascii="Courier New" w:hAnsi="Courier New"/>
-        </w:rPr>
-        <w:t>source ~/.bashrc</w:t>
-      </w:r>
-    </w:p>
-    <w:p>
-      <w:r>
-        <w:rPr>
-          <w:rFonts w:ascii="Courier New" w:hAnsi="Courier New"/>
-        </w:rPr>
-        <w:t># 安装Node.js 22</w:t>
-      </w:r>
-    </w:p>
-    <w:p>
-      <w:r>
-        <w:rPr>
-          <w:rFonts w:ascii="Courier New" w:hAnsi="Courier New"/>
-        </w:rPr>
-        <w:t>nvm install 22</w:t>
-      </w:r>
-    </w:p>
-    <w:p>
-      <w:r>
-        <w:rPr>
-          <w:rFonts w:ascii="Courier New" w:hAnsi="Courier New"/>
-        </w:rPr>
-        <w:t>nvm use 22</w:t>
-      </w:r>
-    </w:p>
+    <w:p/>
     <w:p>
       <w:pPr>
         <w:pStyle w:val="Heading2"/>
       </w:pPr>
       <w:r>
+        <w:rPr>
+          <w:rFonts w:ascii="微软雅黑" w:hAnsi="微软雅黑" w:eastAsia="微软雅黑"/>
+          <w:b/>
+          <w:sz w:val="28"/>
+        </w:rPr>
         <w:t>第二步：安装OpenClaw</w:t>
       </w:r>
     </w:p>
@@ -231,21 +378,34 @@
     <w:p>
       <w:r>
         <w:rPr>
-          <w:rFonts w:ascii="Courier New" w:hAnsi="Courier New"/>
+          <w:rFonts w:ascii="Consolas" w:hAnsi="Consolas" w:eastAsia="Consolas"/>
+          <w:sz w:val="20"/>
         </w:rPr>
         <w:t>npm i -g openclaw</w:t>
+        <w:br/>
       </w:r>
     </w:p>
+    <w:p/>
     <w:p>
       <w:pPr>
         <w:pStyle w:val="Heading2"/>
       </w:pPr>
       <w:r>
+        <w:rPr>
+          <w:rFonts w:ascii="微软雅黑" w:hAnsi="微软雅黑" w:eastAsia="微软雅黑"/>
+          <w:b/>
+          <w:sz w:val="28"/>
+        </w:rPr>
         <w:t>第三步：配置</w:t>
       </w:r>
     </w:p>
+    <w:p/>
     <w:p>
       <w:r>
+        <w:rPr>
+          <w:rFonts w:ascii="微软雅黑" w:hAnsi="微软雅黑" w:eastAsia="微软雅黑"/>
+          <w:sz w:val="22"/>
+        </w:rPr>
         <w:t>创建配置文件 `~/.openclaw/openclaw.json`，填入你的配置：</w:t>
       </w:r>
     </w:p>
@@ -253,216 +413,224 @@
     <w:p>
       <w:r>
         <w:rPr>
-          <w:rFonts w:ascii="Courier New" w:hAnsi="Courier New"/>
+          <w:rFonts w:ascii="Consolas" w:hAnsi="Consolas" w:eastAsia="Consolas"/>
+          <w:sz w:val="20"/>
         </w:rPr>
         <w:t>{</w:t>
+        <w:br/>
+      </w:r>
+      <w:r>
+        <w:rPr>
+          <w:rFonts w:ascii="Consolas" w:hAnsi="Consolas" w:eastAsia="Consolas"/>
+          <w:sz w:val="20"/>
+        </w:rPr>
+        <w:t>"models": {</w:t>
+        <w:br/>
+      </w:r>
+      <w:r>
+        <w:rPr>
+          <w:rFonts w:ascii="Consolas" w:hAnsi="Consolas" w:eastAsia="Consolas"/>
+          <w:sz w:val="20"/>
+        </w:rPr>
+        <w:t>"providers": {</w:t>
+        <w:br/>
+      </w:r>
+      <w:r>
+        <w:rPr>
+          <w:rFonts w:ascii="Consolas" w:hAnsi="Consolas" w:eastAsia="Consolas"/>
+          <w:sz w:val="20"/>
+        </w:rPr>
+        <w:t>"minimax-cn": {</w:t>
+        <w:br/>
+      </w:r>
+      <w:r>
+        <w:rPr>
+          <w:rFonts w:ascii="Consolas" w:hAnsi="Consolas" w:eastAsia="Consolas"/>
+          <w:sz w:val="20"/>
+        </w:rPr>
+        <w:t>"apiKey": "你的API Key",</w:t>
+        <w:br/>
+      </w:r>
+      <w:r>
+        <w:rPr>
+          <w:rFonts w:ascii="Consolas" w:hAnsi="Consolas" w:eastAsia="Consolas"/>
+          <w:sz w:val="20"/>
+        </w:rPr>
+        <w:t>"models": [{ "id": "MiniMax-M2.5" }]</w:t>
+        <w:br/>
+      </w:r>
+      <w:r>
+        <w:rPr>
+          <w:rFonts w:ascii="Consolas" w:hAnsi="Consolas" w:eastAsia="Consolas"/>
+          <w:sz w:val="20"/>
+        </w:rPr>
+        <w:t>}</w:t>
+        <w:br/>
+      </w:r>
+      <w:r>
+        <w:rPr>
+          <w:rFonts w:ascii="Consolas" w:hAnsi="Consolas" w:eastAsia="Consolas"/>
+          <w:sz w:val="20"/>
+        </w:rPr>
+        <w:t>}</w:t>
+        <w:br/>
+      </w:r>
+      <w:r>
+        <w:rPr>
+          <w:rFonts w:ascii="Consolas" w:hAnsi="Consolas" w:eastAsia="Consolas"/>
+          <w:sz w:val="20"/>
+        </w:rPr>
+        <w:t>},</w:t>
+        <w:br/>
+      </w:r>
+      <w:r>
+        <w:rPr>
+          <w:rFonts w:ascii="Consolas" w:hAnsi="Consolas" w:eastAsia="Consolas"/>
+          <w:sz w:val="20"/>
+        </w:rPr>
+        <w:t>"channels": {</w:t>
+        <w:br/>
+      </w:r>
+      <w:r>
+        <w:rPr>
+          <w:rFonts w:ascii="Consolas" w:hAnsi="Consolas" w:eastAsia="Consolas"/>
+          <w:sz w:val="20"/>
+        </w:rPr>
+        <w:t>"feishu": {</w:t>
+        <w:br/>
+      </w:r>
+      <w:r>
+        <w:rPr>
+          <w:rFonts w:ascii="Consolas" w:hAnsi="Consolas" w:eastAsia="Consolas"/>
+          <w:sz w:val="20"/>
+        </w:rPr>
+        <w:t>"enabled": true,</w:t>
+        <w:br/>
+      </w:r>
+      <w:r>
+        <w:rPr>
+          <w:rFonts w:ascii="Consolas" w:hAnsi="Consolas" w:eastAsia="Consolas"/>
+          <w:sz w:val="20"/>
+        </w:rPr>
+        <w:t>"accounts": {</w:t>
+        <w:br/>
+      </w:r>
+      <w:r>
+        <w:rPr>
+          <w:rFonts w:ascii="Consolas" w:hAnsi="Consolas" w:eastAsia="Consolas"/>
+          <w:sz w:val="20"/>
+        </w:rPr>
+        <w:t>"main": {</w:t>
+        <w:br/>
+      </w:r>
+      <w:r>
+        <w:rPr>
+          <w:rFonts w:ascii="Consolas" w:hAnsi="Consolas" w:eastAsia="Consolas"/>
+          <w:sz w:val="20"/>
+        </w:rPr>
+        <w:t>"appId": "你的飞书App ID",</w:t>
+        <w:br/>
+      </w:r>
+      <w:r>
+        <w:rPr>
+          <w:rFonts w:ascii="Consolas" w:hAnsi="Consolas" w:eastAsia="Consolas"/>
+          <w:sz w:val="20"/>
+        </w:rPr>
+        <w:t>"appSecret": "你的飞书App Secret",</w:t>
+        <w:br/>
+      </w:r>
+      <w:r>
+        <w:rPr>
+          <w:rFonts w:ascii="Consolas" w:hAnsi="Consolas" w:eastAsia="Consolas"/>
+          <w:sz w:val="20"/>
+        </w:rPr>
+        <w:t>"mode": "websocket"</w:t>
+        <w:br/>
+      </w:r>
+      <w:r>
+        <w:rPr>
+          <w:rFonts w:ascii="Consolas" w:hAnsi="Consolas" w:eastAsia="Consolas"/>
+          <w:sz w:val="20"/>
+        </w:rPr>
+        <w:t>}</w:t>
+        <w:br/>
+      </w:r>
+      <w:r>
+        <w:rPr>
+          <w:rFonts w:ascii="Consolas" w:hAnsi="Consolas" w:eastAsia="Consolas"/>
+          <w:sz w:val="20"/>
+        </w:rPr>
+        <w:t>}</w:t>
+        <w:br/>
+      </w:r>
+      <w:r>
+        <w:rPr>
+          <w:rFonts w:ascii="Consolas" w:hAnsi="Consolas" w:eastAsia="Consolas"/>
+          <w:sz w:val="20"/>
+        </w:rPr>
+        <w:t>}</w:t>
+        <w:br/>
+      </w:r>
+      <w:r>
+        <w:rPr>
+          <w:rFonts w:ascii="Consolas" w:hAnsi="Consolas" w:eastAsia="Consolas"/>
+          <w:sz w:val="20"/>
+        </w:rPr>
+        <w:t>},</w:t>
+        <w:br/>
+      </w:r>
+      <w:r>
+        <w:rPr>
+          <w:rFonts w:ascii="Consolas" w:hAnsi="Consolas" w:eastAsia="Consolas"/>
+          <w:sz w:val="20"/>
+        </w:rPr>
+        <w:t>"gateway": {</w:t>
+        <w:br/>
+      </w:r>
+      <w:r>
+        <w:rPr>
+          <w:rFonts w:ascii="Consolas" w:hAnsi="Consolas" w:eastAsia="Consolas"/>
+          <w:sz w:val="20"/>
+        </w:rPr>
+        <w:t>"port": 18789,</w:t>
+        <w:br/>
+      </w:r>
+      <w:r>
+        <w:rPr>
+          <w:rFonts w:ascii="Consolas" w:hAnsi="Consolas" w:eastAsia="Consolas"/>
+          <w:sz w:val="20"/>
+        </w:rPr>
+        <w:t>"bind": "lan"</w:t>
+        <w:br/>
+      </w:r>
+      <w:r>
+        <w:rPr>
+          <w:rFonts w:ascii="Consolas" w:hAnsi="Consolas" w:eastAsia="Consolas"/>
+          <w:sz w:val="20"/>
+        </w:rPr>
+        <w:t>}</w:t>
+        <w:br/>
+      </w:r>
+      <w:r>
+        <w:rPr>
+          <w:rFonts w:ascii="Consolas" w:hAnsi="Consolas" w:eastAsia="Consolas"/>
+          <w:sz w:val="20"/>
+        </w:rPr>
+        <w:t>}</w:t>
+        <w:br/>
       </w:r>
     </w:p>
-    <w:p>
-      <w:r>
-        <w:rPr>
-          <w:rFonts w:ascii="Courier New" w:hAnsi="Courier New"/>
-        </w:rPr>
-        <w:t>"models": {</w:t>
-      </w:r>
-    </w:p>
-    <w:p>
-      <w:r>
-        <w:rPr>
-          <w:rFonts w:ascii="Courier New" w:hAnsi="Courier New"/>
-        </w:rPr>
-        <w:t>"providers": {</w:t>
-      </w:r>
-    </w:p>
-    <w:p>
-      <w:r>
-        <w:rPr>
-          <w:rFonts w:ascii="Courier New" w:hAnsi="Courier New"/>
-        </w:rPr>
-        <w:t>"minimax-cn": {</w:t>
-      </w:r>
-    </w:p>
-    <w:p>
-      <w:r>
-        <w:rPr>
-          <w:rFonts w:ascii="Courier New" w:hAnsi="Courier New"/>
-        </w:rPr>
-        <w:t>"apiKey": "你的API Key",</w:t>
-      </w:r>
-    </w:p>
-    <w:p>
-      <w:r>
-        <w:rPr>
-          <w:rFonts w:ascii="Courier New" w:hAnsi="Courier New"/>
-        </w:rPr>
-        <w:t>"models": [{ "id": "MiniMax-M2.5" }]</w:t>
-      </w:r>
-    </w:p>
-    <w:p>
-      <w:r>
-        <w:rPr>
-          <w:rFonts w:ascii="Courier New" w:hAnsi="Courier New"/>
-        </w:rPr>
-        <w:t>}</w:t>
-      </w:r>
-    </w:p>
-    <w:p>
-      <w:r>
-        <w:rPr>
-          <w:rFonts w:ascii="Courier New" w:hAnsi="Courier New"/>
-        </w:rPr>
-        <w:t>}</w:t>
-      </w:r>
-    </w:p>
-    <w:p>
-      <w:r>
-        <w:rPr>
-          <w:rFonts w:ascii="Courier New" w:hAnsi="Courier New"/>
-        </w:rPr>
-        <w:t>},</w:t>
-      </w:r>
-    </w:p>
-    <w:p>
-      <w:r>
-        <w:rPr>
-          <w:rFonts w:ascii="Courier New" w:hAnsi="Courier New"/>
-        </w:rPr>
-        <w:t>"channels": {</w:t>
-      </w:r>
-    </w:p>
-    <w:p>
-      <w:r>
-        <w:rPr>
-          <w:rFonts w:ascii="Courier New" w:hAnsi="Courier New"/>
-        </w:rPr>
-        <w:t>"feishu": {</w:t>
-      </w:r>
-    </w:p>
-    <w:p>
-      <w:r>
-        <w:rPr>
-          <w:rFonts w:ascii="Courier New" w:hAnsi="Courier New"/>
-        </w:rPr>
-        <w:t>"enabled": true,</w:t>
-      </w:r>
-    </w:p>
-    <w:p>
-      <w:r>
-        <w:rPr>
-          <w:rFonts w:ascii="Courier New" w:hAnsi="Courier New"/>
-        </w:rPr>
-        <w:t>"accounts": {</w:t>
-      </w:r>
-    </w:p>
-    <w:p>
-      <w:r>
-        <w:rPr>
-          <w:rFonts w:ascii="Courier New" w:hAnsi="Courier New"/>
-        </w:rPr>
-        <w:t>"main": {</w:t>
-      </w:r>
-    </w:p>
-    <w:p>
-      <w:r>
-        <w:rPr>
-          <w:rFonts w:ascii="Courier New" w:hAnsi="Courier New"/>
-        </w:rPr>
-        <w:t>"appId": "你的飞书App ID",</w:t>
-      </w:r>
-    </w:p>
-    <w:p>
-      <w:r>
-        <w:rPr>
-          <w:rFonts w:ascii="Courier New" w:hAnsi="Courier New"/>
-        </w:rPr>
-        <w:t>"appSecret": "你的飞书App Secret",</w:t>
-      </w:r>
-    </w:p>
-    <w:p>
-      <w:r>
-        <w:rPr>
-          <w:rFonts w:ascii="Courier New" w:hAnsi="Courier New"/>
-        </w:rPr>
-        <w:t>"mode": "websocket"</w:t>
-      </w:r>
-    </w:p>
-    <w:p>
-      <w:r>
-        <w:rPr>
-          <w:rFonts w:ascii="Courier New" w:hAnsi="Courier New"/>
-        </w:rPr>
-        <w:t>}</w:t>
-      </w:r>
-    </w:p>
-    <w:p>
-      <w:r>
-        <w:rPr>
-          <w:rFonts w:ascii="Courier New" w:hAnsi="Courier New"/>
-        </w:rPr>
-        <w:t>}</w:t>
-      </w:r>
-    </w:p>
-    <w:p>
-      <w:r>
-        <w:rPr>
-          <w:rFonts w:ascii="Courier New" w:hAnsi="Courier New"/>
-        </w:rPr>
-        <w:t>}</w:t>
-      </w:r>
-    </w:p>
-    <w:p>
-      <w:r>
-        <w:rPr>
-          <w:rFonts w:ascii="Courier New" w:hAnsi="Courier New"/>
-        </w:rPr>
-        <w:t>},</w:t>
-      </w:r>
-    </w:p>
-    <w:p>
-      <w:r>
-        <w:rPr>
-          <w:rFonts w:ascii="Courier New" w:hAnsi="Courier New"/>
-        </w:rPr>
-        <w:t>"gateway": {</w:t>
-      </w:r>
-    </w:p>
-    <w:p>
-      <w:r>
-        <w:rPr>
-          <w:rFonts w:ascii="Courier New" w:hAnsi="Courier New"/>
-        </w:rPr>
-        <w:t>"port": 18789,</w:t>
-      </w:r>
-    </w:p>
-    <w:p>
-      <w:r>
-        <w:rPr>
-          <w:rFonts w:ascii="Courier New" w:hAnsi="Courier New"/>
-        </w:rPr>
-        <w:t>"bind": "lan"</w:t>
-      </w:r>
-    </w:p>
-    <w:p>
-      <w:r>
-        <w:rPr>
-          <w:rFonts w:ascii="Courier New" w:hAnsi="Courier New"/>
-        </w:rPr>
-        <w:t>}</w:t>
-      </w:r>
-    </w:p>
-    <w:p>
-      <w:r>
-        <w:rPr>
-          <w:rFonts w:ascii="Courier New" w:hAnsi="Courier New"/>
-        </w:rPr>
-        <w:t>}</w:t>
-      </w:r>
-    </w:p>
+    <w:p/>
     <w:p>
       <w:pPr>
         <w:pStyle w:val="Heading2"/>
       </w:pPr>
       <w:r>
+        <w:rPr>
+          <w:rFonts w:ascii="微软雅黑" w:hAnsi="微软雅黑" w:eastAsia="微软雅黑"/>
+          <w:b/>
+          <w:sz w:val="28"/>
+        </w:rPr>
         <w:t>第四步：启动</w:t>
       </w:r>
     </w:p>
@@ -470,26 +638,44 @@
     <w:p>
       <w:r>
         <w:rPr>
-          <w:rFonts w:ascii="Courier New" w:hAnsi="Courier New"/>
+          <w:rFonts w:ascii="Consolas" w:hAnsi="Consolas" w:eastAsia="Consolas"/>
+          <w:sz w:val="20"/>
         </w:rPr>
         <w:t>openclaw gateway run --bind lan --port 18789</w:t>
+        <w:br/>
       </w:r>
     </w:p>
+    <w:p/>
     <w:p>
       <w:r>
+        <w:rPr>
+          <w:rFonts w:ascii="微软雅黑" w:hAnsi="微软雅黑" w:eastAsia="微软雅黑"/>
+          <w:sz w:val="22"/>
+        </w:rPr>
         <w:t>现在访问 `http://你的NASIP:18789` 就能看到控制台。</w:t>
       </w:r>
     </w:p>
+    <w:p/>
     <w:p>
       <w:pPr>
         <w:pStyle w:val="Heading2"/>
       </w:pPr>
       <w:r>
+        <w:rPr>
+          <w:rFonts w:ascii="微软雅黑" w:hAnsi="微软雅黑" w:eastAsia="微软雅黑"/>
+          <w:b/>
+          <w:sz w:val="28"/>
+        </w:rPr>
         <w:t>第五步：飞书配对</w:t>
       </w:r>
     </w:p>
+    <w:p/>
     <w:p>
       <w:r>
+        <w:rPr>
+          <w:rFonts w:ascii="微软雅黑" w:hAnsi="微软雅黑" w:eastAsia="微软雅黑"/>
+          <w:sz w:val="22"/>
+        </w:rPr>
         <w:t>在飞书给机器人发 `/start`，会收到配对码，然后执行：</w:t>
       </w:r>
     </w:p>
@@ -497,16 +683,24 @@
     <w:p>
       <w:r>
         <w:rPr>
-          <w:rFonts w:ascii="Courier New" w:hAnsi="Courier New"/>
+          <w:rFonts w:ascii="Consolas" w:hAnsi="Consolas" w:eastAsia="Consolas"/>
+          <w:sz w:val="20"/>
         </w:rPr>
         <w:t>openclaw pairing approve feishu 你的配对码</w:t>
+        <w:br/>
       </w:r>
     </w:p>
+    <w:p/>
     <w:p>
       <w:pPr>
         <w:pStyle w:val="Heading2"/>
       </w:pPr>
       <w:r>
+        <w:rPr>
+          <w:rFonts w:ascii="微软雅黑" w:hAnsi="微软雅黑" w:eastAsia="微软雅黑"/>
+          <w:b/>
+          <w:sz w:val="28"/>
+        </w:rPr>
         <w:t>第六步：开机自启</w:t>
       </w:r>
     </w:p>
@@ -514,83 +708,110 @@
     <w:p>
       <w:r>
         <w:rPr>
-          <w:rFonts w:ascii="Courier New" w:hAnsi="Courier New"/>
+          <w:rFonts w:ascii="Consolas" w:hAnsi="Consolas" w:eastAsia="Consolas"/>
+          <w:sz w:val="20"/>
         </w:rPr>
         <w:t>crontab -e</w:t>
+        <w:br/>
+      </w:r>
+      <w:r>
+        <w:rPr>
+          <w:rFonts w:ascii="Consolas" w:hAnsi="Consolas" w:eastAsia="Consolas"/>
+          <w:sz w:val="20"/>
+        </w:rPr>
+        <w:t># 添加：</w:t>
+        <w:br/>
+      </w:r>
+      <w:r>
+        <w:rPr>
+          <w:rFonts w:ascii="Consolas" w:hAnsi="Consolas" w:eastAsia="Consolas"/>
+          <w:sz w:val="20"/>
+        </w:rPr>
+        <w:t>@reboot source ~/.bashrc &amp;&amp; ~/.nvm/versions/node/v22.x.x/bin/openclaw gateway run --bind lan --port 18789 &gt; ~/openclaw.log 2&gt;&amp;1 &amp;</w:t>
+        <w:br/>
       </w:r>
     </w:p>
-    <w:p>
-      <w:r>
-        <w:rPr>
-          <w:rFonts w:ascii="Courier New" w:hAnsi="Courier New"/>
-        </w:rPr>
-        <w:t># 添加：</w:t>
-      </w:r>
-    </w:p>
-    <w:p>
-      <w:r>
-        <w:rPr>
-          <w:rFonts w:ascii="Courier New" w:hAnsi="Courier New"/>
-        </w:rPr>
-        <w:t>@reboot source ~/.bashrc &amp;&amp; ~/.nvm/versions/node/v22.x.x/bin/openclaw gateway run --bind lan --port 18789 &gt; ~/openclaw.log 2&gt;&amp;1 &amp;</w:t>
-      </w:r>
-    </w:p>
+    <w:p/>
     <w:p>
       <w:pPr>
         <w:pStyle w:val="Heading1"/>
       </w:pPr>
       <w:r>
+        <w:rPr>
+          <w:rFonts w:ascii="微软雅黑" w:hAnsi="微软雅黑" w:eastAsia="微软雅黑"/>
+          <w:b/>
+          <w:sz w:val="32"/>
+        </w:rPr>
         <w:t>安装技能</w:t>
-      </w:r>
-    </w:p>
-    <w:p>
-      <w:r>
-        <w:t>部署完成后，可以安装各种技能：</w:t>
       </w:r>
     </w:p>
     <w:p/>
     <w:p>
       <w:r>
         <w:rPr>
-          <w:rFonts w:ascii="Courier New" w:hAnsi="Courier New"/>
+          <w:rFonts w:ascii="微软雅黑" w:hAnsi="微软雅黑" w:eastAsia="微软雅黑"/>
+          <w:sz w:val="22"/>
         </w:rPr>
-        <w:t># 查看技能</w:t>
+        <w:t>部署完成后，可以安装各种技能：</w:t>
       </w:r>
     </w:p>
+    <w:p/>
+    <w:p/>
     <w:p>
       <w:r>
         <w:rPr>
-          <w:rFonts w:ascii="Courier New" w:hAnsi="Courier New"/>
+          <w:rFonts w:ascii="Consolas" w:hAnsi="Consolas" w:eastAsia="Consolas"/>
+          <w:sz w:val="20"/>
+        </w:rPr>
+        <w:t># 查看技能</w:t>
+        <w:br/>
+      </w:r>
+      <w:r>
+        <w:rPr>
+          <w:rFonts w:ascii="Consolas" w:hAnsi="Consolas" w:eastAsia="Consolas"/>
+          <w:sz w:val="20"/>
         </w:rPr>
         <w:t>openclaw skills list</w:t>
+        <w:br/>
+      </w:r>
+      <w:r>
+        <w:rPr>
+          <w:rFonts w:ascii="Consolas" w:hAnsi="Consolas" w:eastAsia="Consolas"/>
+          <w:sz w:val="20"/>
+        </w:rPr>
+        <w:t># 安装常用工具</w:t>
+        <w:br/>
+      </w:r>
+      <w:r>
+        <w:rPr>
+          <w:rFonts w:ascii="Consolas" w:hAnsi="Consolas" w:eastAsia="Consolas"/>
+          <w:sz w:val="20"/>
+        </w:rPr>
+        <w:t>npm i -g gh mcporter oracle-cli agent-browser tavily</w:t>
+        <w:br/>
       </w:r>
     </w:p>
-    <w:p>
-      <w:r>
-        <w:rPr>
-          <w:rFonts w:ascii="Courier New" w:hAnsi="Courier New"/>
-        </w:rPr>
-        <w:t># 安装常用工具</w:t>
-      </w:r>
-    </w:p>
-    <w:p>
-      <w:r>
-        <w:rPr>
-          <w:rFonts w:ascii="Courier New" w:hAnsi="Courier New"/>
-        </w:rPr>
-        <w:t>npm i -g gh mcporter oracle-cli agent-browser tavily</w:t>
-      </w:r>
-    </w:p>
+    <w:p/>
     <w:p>
       <w:pPr>
         <w:pStyle w:val="Heading1"/>
       </w:pPr>
       <w:r>
+        <w:rPr>
+          <w:rFonts w:ascii="微软雅黑" w:hAnsi="微软雅黑" w:eastAsia="微软雅黑"/>
+          <w:b/>
+          <w:sz w:val="32"/>
+        </w:rPr>
         <w:t>效果展示</w:t>
       </w:r>
     </w:p>
+    <w:p/>
     <w:p>
       <w:r>
+        <w:rPr>
+          <w:rFonts w:ascii="微软雅黑" w:hAnsi="微软雅黑" w:eastAsia="微软雅黑"/>
+          <w:sz w:val="22"/>
+        </w:rPr>
         <w:t>部署完成后，你可以：</w:t>
       </w:r>
     </w:p>
@@ -599,6 +820,10 @@
         <w:pStyle w:val="ListBullet"/>
       </w:pPr>
       <w:r>
+        <w:rPr>
+          <w:rFonts w:ascii="微软雅黑" w:hAnsi="微软雅黑" w:eastAsia="微软雅黑"/>
+          <w:sz w:val="22"/>
+        </w:rPr>
         <w:t>在飞书和AI对话</w:t>
       </w:r>
     </w:p>
@@ -607,6 +832,10 @@
         <w:pStyle w:val="ListBullet"/>
       </w:pPr>
       <w:r>
+        <w:rPr>
+          <w:rFonts w:ascii="微软雅黑" w:hAnsi="微软雅黑" w:eastAsia="微软雅黑"/>
+          <w:sz w:val="22"/>
+        </w:rPr>
         <w:t>让AI帮你查资料、总结文章</w:t>
       </w:r>
     </w:p>
@@ -615,71 +844,166 @@
         <w:pStyle w:val="ListBullet"/>
       </w:pPr>
       <w:r>
+        <w:rPr>
+          <w:rFonts w:ascii="微软雅黑" w:hAnsi="微软雅黑" w:eastAsia="微软雅黑"/>
+          <w:sz w:val="22"/>
+        </w:rPr>
         <w:t>调用各种工具完成任务</w:t>
       </w:r>
     </w:p>
+    <w:p/>
     <w:p>
       <w:pPr>
         <w:pStyle w:val="Heading1"/>
       </w:pPr>
       <w:r>
+        <w:rPr>
+          <w:rFonts w:ascii="微软雅黑" w:hAnsi="微软雅黑" w:eastAsia="微软雅黑"/>
+          <w:b/>
+          <w:sz w:val="32"/>
+        </w:rPr>
         <w:t>常见问题</w:t>
+      </w:r>
+    </w:p>
+    <w:p/>
+    <w:p>
+      <w:r>
+        <w:rPr>
+          <w:rFonts w:ascii="微软雅黑" w:hAnsi="微软雅黑" w:eastAsia="微软雅黑"/>
+          <w:sz w:val="22"/>
+        </w:rPr>
+      </w:r>
+      <w:r>
+        <w:rPr>
+          <w:rFonts w:ascii="微软雅黑" w:hAnsi="微软雅黑" w:eastAsia="微软雅黑"/>
+          <w:b/>
+          <w:sz w:val="22"/>
+        </w:rPr>
+        <w:t>Q: 端口被占用？</w:t>
+      </w:r>
+      <w:r>
+        <w:rPr>
+          <w:rFonts w:ascii="微软雅黑" w:hAnsi="微软雅黑" w:eastAsia="微软雅黑"/>
+          <w:sz w:val="22"/>
+        </w:rPr>
       </w:r>
     </w:p>
     <w:p>
       <w:r>
         <w:rPr>
-          <w:b/>
+          <w:rFonts w:ascii="微软雅黑" w:hAnsi="微软雅黑" w:eastAsia="微软雅黑"/>
+          <w:sz w:val="22"/>
         </w:rPr>
-        <w:t>Q: 端口被占用？</w:t>
+        <w:t>A: 换端口或关闭占用进程</w:t>
       </w:r>
     </w:p>
+    <w:p/>
     <w:p>
       <w:r>
-        <w:t>A: 换端口或关闭占用进程</w:t>
+        <w:rPr>
+          <w:rFonts w:ascii="微软雅黑" w:hAnsi="微软雅黑" w:eastAsia="微软雅黑"/>
+          <w:sz w:val="22"/>
+        </w:rPr>
+      </w:r>
+      <w:r>
+        <w:rPr>
+          <w:rFonts w:ascii="微软雅黑" w:hAnsi="微软雅黑" w:eastAsia="微软雅黑"/>
+          <w:b/>
+          <w:sz w:val="22"/>
+        </w:rPr>
+        <w:t>Q: 飞书连不上？</w:t>
+      </w:r>
+      <w:r>
+        <w:rPr>
+          <w:rFonts w:ascii="微软雅黑" w:hAnsi="微软雅黑" w:eastAsia="微软雅黑"/>
+          <w:sz w:val="22"/>
+        </w:rPr>
       </w:r>
     </w:p>
     <w:p>
       <w:r>
         <w:rPr>
-          <w:b/>
+          <w:rFonts w:ascii="微软雅黑" w:hAnsi="微软雅黑" w:eastAsia="微软雅黑"/>
+          <w:sz w:val="22"/>
         </w:rPr>
-        <w:t>Q: 飞书连不上？</w:t>
+        <w:t>A: 检查App ID和Secret是否正确</w:t>
       </w:r>
     </w:p>
+    <w:p/>
     <w:p>
       <w:r>
-        <w:t>A: 检查App ID和Secret是否正确</w:t>
+        <w:rPr>
+          <w:rFonts w:ascii="微软雅黑" w:hAnsi="微软雅黑" w:eastAsia="微软雅黑"/>
+          <w:sz w:val="22"/>
+        </w:rPr>
+      </w:r>
+      <w:r>
+        <w:rPr>
+          <w:rFonts w:ascii="微软雅黑" w:hAnsi="微软雅黑" w:eastAsia="微软雅黑"/>
+          <w:b/>
+          <w:sz w:val="22"/>
+        </w:rPr>
+        <w:t>Q: 重启后不能自启？</w:t>
+      </w:r>
+      <w:r>
+        <w:rPr>
+          <w:rFonts w:ascii="微软雅黑" w:hAnsi="微软雅黑" w:eastAsia="微软雅黑"/>
+          <w:sz w:val="22"/>
+        </w:rPr>
       </w:r>
     </w:p>
     <w:p>
       <w:r>
         <w:rPr>
-          <w:b/>
+          <w:rFonts w:ascii="微软雅黑" w:hAnsi="微软雅黑" w:eastAsia="微软雅黑"/>
+          <w:sz w:val="22"/>
         </w:rPr>
-        <w:t>Q: 重启后不能自启？</w:t>
-      </w:r>
-    </w:p>
-    <w:p>
-      <w:r>
         <w:t>A: 检查crontab是否生效</w:t>
       </w:r>
     </w:p>
+    <w:p/>
     <w:p>
       <w:pPr>
         <w:pStyle w:val="Heading1"/>
       </w:pPr>
       <w:r>
+        <w:rPr>
+          <w:rFonts w:ascii="微软雅黑" w:hAnsi="微软雅黑" w:eastAsia="微软雅黑"/>
+          <w:b/>
+          <w:sz w:val="32"/>
+        </w:rPr>
         <w:t>总结</w:t>
       </w:r>
     </w:p>
+    <w:p/>
     <w:p>
       <w:r>
+        <w:rPr>
+          <w:rFonts w:ascii="微软雅黑" w:hAnsi="微软雅黑" w:eastAsia="微软雅黑"/>
+          <w:sz w:val="22"/>
+        </w:rPr>
         <w:t>整个部署过程大概30分钟，比想象中简单。npm方式比Docker更轻量，调试也更方便。有兴趣的朋友可以试试！</w:t>
       </w:r>
     </w:p>
+    <w:p/>
+    <w:p/>
+    <w:p/>
     <w:p>
       <w:r>
+        <w:rPr>
+          <w:rFonts w:ascii="微软雅黑" w:hAnsi="微软雅黑" w:eastAsia="微软雅黑"/>
+          <w:sz w:val="22"/>
+        </w:rPr>
+        <w:t>*如果觉得有用，欢迎三连支持！*</w:t>
+      </w:r>
+    </w:p>
+    <w:p/>
+    <w:p>
+      <w:r>
+        <w:rPr>
+          <w:rFonts w:ascii="微软雅黑" w:hAnsi="微软雅黑" w:eastAsia="微软雅黑"/>
+          <w:sz w:val="22"/>
+        </w:rPr>
         <w:t>GitHub仓库：https://github.com/vinwjin/openclaw-nas-tutorial</w:t>
       </w:r>
     </w:p>
